--- a/C语言相关学习/C语言小技巧.docx
+++ b/C语言相关学习/C语言小技巧.docx
@@ -845,6 +845,7 @@
     <w:p>
       <w:pPr>
         <w:numPr>
+          <w:ilvl w:val="0"/>
           <w:numId w:val="0"/>
         </w:numPr>
         <w:ind w:leftChars="0" w:firstLine="420" w:firstLineChars="0"/>
@@ -956,6 +957,7 @@
     <w:p>
       <w:pPr>
         <w:numPr>
+          <w:ilvl w:val="0"/>
           <w:numId w:val="0"/>
         </w:numPr>
         <w:rPr>
@@ -1029,8 +1031,104 @@
     <w:p>
       <w:pPr>
         <w:numPr>
-          <w:numId w:val="0"/>
-        </w:numPr>
+          <w:ilvl w:val="0"/>
+          <w:numId w:val="0"/>
+        </w:numPr>
+        <w:rPr>
+          <w:rFonts w:hint="eastAsia" w:asciiTheme="minorEastAsia" w:hAnsiTheme="minorEastAsia" w:cstheme="minorEastAsia"/>
+          <w:b w:val="0"/>
+          <w:bCs w:val="0"/>
+          <w:sz w:val="24"/>
+          <w:szCs w:val="24"/>
+          <w:lang w:val="en-US" w:eastAsia="zh-CN"/>
+        </w:rPr>
+      </w:pPr>
+      <w:r>
+        <w:rPr>
+          <w:rFonts w:hint="eastAsia" w:asciiTheme="minorEastAsia" w:hAnsiTheme="minorEastAsia" w:cstheme="minorEastAsia"/>
+          <w:b w:val="0"/>
+          <w:bCs w:val="0"/>
+          <w:sz w:val="24"/>
+          <w:szCs w:val="24"/>
+          <w:lang w:val="en-US" w:eastAsia="zh-CN"/>
+        </w:rPr>
+        <w:t>当然这是治标不治本的方法，这个能越界只能说明给函数的栈不够大。</w:t>
+      </w:r>
+    </w:p>
+    <w:p>
+      <w:pPr>
+        <w:numPr>
+          <w:ilvl w:val="0"/>
+          <w:numId w:val="1"/>
+        </w:numPr>
+        <w:ind w:left="0" w:leftChars="0" w:firstLine="0" w:firstLineChars="0"/>
+        <w:rPr>
+          <w:rFonts w:hint="eastAsia" w:asciiTheme="minorEastAsia" w:hAnsiTheme="minorEastAsia" w:cstheme="minorEastAsia"/>
+          <w:b/>
+          <w:bCs/>
+          <w:sz w:val="24"/>
+          <w:szCs w:val="24"/>
+          <w:lang w:val="en-US" w:eastAsia="zh-CN"/>
+        </w:rPr>
+      </w:pPr>
+      <w:r>
+        <w:rPr>
+          <w:rFonts w:hint="eastAsia" w:asciiTheme="minorEastAsia" w:hAnsiTheme="minorEastAsia" w:cstheme="minorEastAsia"/>
+          <w:b/>
+          <w:bCs/>
+          <w:sz w:val="24"/>
+          <w:szCs w:val="24"/>
+          <w:lang w:val="en-US" w:eastAsia="zh-CN"/>
+        </w:rPr>
+        <w:t>环形缓冲区的学习：</w:t>
+      </w:r>
+    </w:p>
+    <w:p>
+      <w:pPr>
+        <w:numPr>
+          <w:ilvl w:val="0"/>
+          <w:numId w:val="0"/>
+        </w:numPr>
+        <w:ind w:leftChars="0" w:firstLine="420" w:firstLineChars="0"/>
+        <w:rPr>
+          <w:rFonts w:hint="eastAsia" w:asciiTheme="minorEastAsia" w:hAnsiTheme="minorEastAsia" w:cstheme="minorEastAsia"/>
+          <w:b w:val="0"/>
+          <w:bCs w:val="0"/>
+          <w:sz w:val="24"/>
+          <w:szCs w:val="24"/>
+          <w:lang w:val="en-US" w:eastAsia="zh-CN"/>
+        </w:rPr>
+      </w:pPr>
+      <w:r>
+        <w:rPr>
+          <w:rFonts w:hint="eastAsia" w:asciiTheme="minorEastAsia" w:hAnsiTheme="minorEastAsia" w:cstheme="minorEastAsia"/>
+          <w:b/>
+          <w:bCs/>
+          <w:sz w:val="24"/>
+          <w:szCs w:val="24"/>
+          <w:lang w:val="en-US" w:eastAsia="zh-CN"/>
+        </w:rPr>
+        <w:t>意义：</w:t>
+      </w:r>
+      <w:r>
+        <w:rPr>
+          <w:rFonts w:hint="eastAsia" w:asciiTheme="minorEastAsia" w:hAnsiTheme="minorEastAsia" w:cstheme="minorEastAsia"/>
+          <w:b w:val="0"/>
+          <w:bCs w:val="0"/>
+          <w:sz w:val="24"/>
+          <w:szCs w:val="24"/>
+          <w:lang w:val="en-US" w:eastAsia="zh-CN"/>
+        </w:rPr>
+        <w:t>如果把内存比喻成一个桌子那么大的话，一直使用普通的数组就好像是在桌子上随便开辟地方放东西，没有整理满了就是满了，要用哪些数据就要一个个找还容易发生越界导致其他数组或者数据出错。环形缓冲区就像是把桌上的东西好好的整理了一下，什么地方可以继续放东西，什么地方可以取东西，放了多少全都有记录，把“桌子”整理的很干净。这样放不下的地方不会有覆盖，也不会越界导致其他地方数据出错，更能充分使用整个内存。下面一起来体会一下吧。</w:t>
+      </w:r>
+    </w:p>
+    <w:p>
+      <w:pPr>
+        <w:numPr>
+          <w:ilvl w:val="0"/>
+          <w:numId w:val="0"/>
+        </w:numPr>
+        <w:ind w:leftChars="0" w:firstLine="420" w:firstLineChars="0"/>
         <w:rPr>
           <w:rFonts w:hint="default" w:asciiTheme="minorEastAsia" w:hAnsiTheme="minorEastAsia" w:cstheme="minorEastAsia"/>
           <w:b w:val="0"/>
@@ -1049,8 +1147,950 @@
           <w:szCs w:val="24"/>
           <w:lang w:val="en-US" w:eastAsia="zh-CN"/>
         </w:rPr>
-        <w:t>当然这是治标不治本的方法，这个能越界只能说明给函数的栈不够大。</w:t>
-      </w:r>
+        <w:t>根本上其实就是一个升级的数组，当这个数组要存入的数据超过数组大小时，一般会选择从头再覆盖，但是为了防止这个最开始的数据还未被读走，于是乎出了一个这样的保护机制。</w:t>
+      </w:r>
+    </w:p>
+    <w:p>
+      <w:pPr>
+        <w:numPr>
+          <w:ilvl w:val="0"/>
+          <w:numId w:val="0"/>
+        </w:numPr>
+        <w:ind w:leftChars="0" w:firstLine="420" w:firstLineChars="0"/>
+        <w:rPr>
+          <w:rFonts w:hint="eastAsia" w:asciiTheme="minorEastAsia" w:hAnsiTheme="minorEastAsia" w:cstheme="minorEastAsia"/>
+          <w:b w:val="0"/>
+          <w:bCs w:val="0"/>
+          <w:sz w:val="24"/>
+          <w:szCs w:val="24"/>
+          <w:lang w:val="en-US" w:eastAsia="zh-CN"/>
+        </w:rPr>
+      </w:pPr>
+      <w:r>
+        <w:rPr>
+          <w:rFonts w:hint="eastAsia" w:asciiTheme="minorEastAsia" w:hAnsiTheme="minorEastAsia" w:cstheme="minorEastAsia"/>
+          <w:b/>
+          <w:bCs/>
+          <w:sz w:val="24"/>
+          <w:szCs w:val="24"/>
+          <w:lang w:val="en-US" w:eastAsia="zh-CN"/>
+        </w:rPr>
+        <w:t>结构：</w:t>
+      </w:r>
+      <w:r>
+        <w:rPr>
+          <w:rFonts w:hint="eastAsia" w:asciiTheme="minorEastAsia" w:hAnsiTheme="minorEastAsia" w:cstheme="minorEastAsia"/>
+          <w:b w:val="0"/>
+          <w:bCs w:val="0"/>
+          <w:sz w:val="24"/>
+          <w:szCs w:val="24"/>
+          <w:lang w:val="en-US" w:eastAsia="zh-CN"/>
+        </w:rPr>
+        <w:t>双指针+数组+数据量记录员（count）如下图的结构体：</w:t>
+      </w:r>
+    </w:p>
+    <w:p>
+      <w:pPr>
+        <w:numPr>
+          <w:ilvl w:val="0"/>
+          <w:numId w:val="0"/>
+        </w:numPr>
+        <w:ind w:leftChars="0" w:firstLine="420" w:firstLineChars="0"/>
+        <w:rPr>
+          <w:rFonts w:hint="default" w:asciiTheme="minorEastAsia" w:hAnsiTheme="minorEastAsia" w:cstheme="minorEastAsia"/>
+          <w:b/>
+          <w:bCs/>
+          <w:sz w:val="24"/>
+          <w:szCs w:val="24"/>
+          <w:lang w:val="en-US" w:eastAsia="zh-CN"/>
+        </w:rPr>
+      </w:pPr>
+      <w:r>
+        <w:rPr>
+          <w:rFonts w:hint="default" w:asciiTheme="minorEastAsia" w:hAnsiTheme="minorEastAsia" w:cstheme="minorEastAsia"/>
+          <w:b w:val="0"/>
+          <w:bCs w:val="0"/>
+          <w:sz w:val="24"/>
+          <w:szCs w:val="24"/>
+          <w:lang w:val="en-US" w:eastAsia="zh-CN"/>
+        </w:rPr>
+        <w:drawing>
+          <wp:inline distT="0" distB="0" distL="114300" distR="114300">
+            <wp:extent cx="4521200" cy="1822450"/>
+            <wp:effectExtent l="0" t="0" r="0" b="6350"/>
+            <wp:docPr id="7" name="图片 7" descr="PixPin_2026-05-01_21-29-22"/>
+            <wp:cNvGraphicFramePr>
+              <a:graphicFrameLocks xmlns:a="http://schemas.openxmlformats.org/drawingml/2006/main" noChangeAspect="1"/>
+            </wp:cNvGraphicFramePr>
+            <a:graphic xmlns:a="http://schemas.openxmlformats.org/drawingml/2006/main">
+              <a:graphicData uri="http://schemas.openxmlformats.org/drawingml/2006/picture">
+                <pic:pic xmlns:pic="http://schemas.openxmlformats.org/drawingml/2006/picture">
+                  <pic:nvPicPr>
+                    <pic:cNvPr id="7" name="图片 7" descr="PixPin_2026-05-01_21-29-22"/>
+                    <pic:cNvPicPr>
+                      <a:picLocks noChangeAspect="1"/>
+                    </pic:cNvPicPr>
+                  </pic:nvPicPr>
+                  <pic:blipFill>
+                    <a:blip r:embed="rId10"/>
+                    <a:stretch>
+                      <a:fillRect/>
+                    </a:stretch>
+                  </pic:blipFill>
+                  <pic:spPr>
+                    <a:xfrm>
+                      <a:off x="0" y="0"/>
+                      <a:ext cx="4521200" cy="1822450"/>
+                    </a:xfrm>
+                    <a:prstGeom prst="rect">
+                      <a:avLst/>
+                    </a:prstGeom>
+                  </pic:spPr>
+                </pic:pic>
+              </a:graphicData>
+            </a:graphic>
+          </wp:inline>
+        </w:drawing>
+      </w:r>
+    </w:p>
+    <w:p>
+      <w:pPr>
+        <w:numPr>
+          <w:ilvl w:val="0"/>
+          <w:numId w:val="0"/>
+        </w:numPr>
+        <w:ind w:leftChars="0" w:firstLine="420" w:firstLineChars="0"/>
+        <w:rPr>
+          <w:rFonts w:hint="eastAsia" w:asciiTheme="minorEastAsia" w:hAnsiTheme="minorEastAsia" w:cstheme="minorEastAsia"/>
+          <w:b/>
+          <w:bCs/>
+          <w:sz w:val="24"/>
+          <w:szCs w:val="24"/>
+          <w:lang w:val="en-US" w:eastAsia="zh-CN"/>
+        </w:rPr>
+      </w:pPr>
+      <w:r>
+        <w:rPr>
+          <w:rFonts w:hint="eastAsia" w:asciiTheme="minorEastAsia" w:hAnsiTheme="minorEastAsia" w:cstheme="minorEastAsia"/>
+          <w:b/>
+          <w:bCs/>
+          <w:sz w:val="24"/>
+          <w:szCs w:val="24"/>
+          <w:lang w:val="en-US" w:eastAsia="zh-CN"/>
+        </w:rPr>
+        <w:t>机制：</w:t>
+      </w:r>
+    </w:p>
+    <w:p>
+      <w:pPr>
+        <w:numPr>
+          <w:ilvl w:val="0"/>
+          <w:numId w:val="3"/>
+        </w:numPr>
+        <w:ind w:leftChars="0" w:firstLine="420" w:firstLineChars="0"/>
+        <w:rPr>
+          <w:rFonts w:hint="eastAsia" w:asciiTheme="minorEastAsia" w:hAnsiTheme="minorEastAsia" w:cstheme="minorEastAsia"/>
+          <w:b w:val="0"/>
+          <w:bCs w:val="0"/>
+          <w:sz w:val="24"/>
+          <w:szCs w:val="24"/>
+          <w:lang w:val="en-US" w:eastAsia="zh-CN"/>
+        </w:rPr>
+      </w:pPr>
+      <w:r>
+        <w:rPr>
+          <w:rFonts w:hint="eastAsia" w:asciiTheme="minorEastAsia" w:hAnsiTheme="minorEastAsia" w:cstheme="minorEastAsia"/>
+          <w:b/>
+          <w:bCs/>
+          <w:sz w:val="24"/>
+          <w:szCs w:val="24"/>
+          <w:lang w:val="en-US" w:eastAsia="zh-CN"/>
+        </w:rPr>
+        <w:t>满或空判断：</w:t>
+      </w:r>
+      <w:r>
+        <w:rPr>
+          <w:rFonts w:hint="eastAsia" w:asciiTheme="minorEastAsia" w:hAnsiTheme="minorEastAsia" w:cstheme="minorEastAsia"/>
+          <w:b w:val="0"/>
+          <w:bCs w:val="0"/>
+          <w:sz w:val="24"/>
+          <w:szCs w:val="24"/>
+          <w:lang w:val="en-US" w:eastAsia="zh-CN"/>
+        </w:rPr>
+        <w:t>无论是读数据还是取数据，为了保证当数组满了不再存入或者数组空了不再读取。我们需要一个判断它已经满了或者空了的方式。这里就是count的一个作用了，除了记录数据量之外当count达到BUFFER_SIZE就是满了，此时不让存数据；当count为0时就是空了，此时不让读取数据。</w:t>
+      </w:r>
+    </w:p>
+    <w:p>
+      <w:pPr>
+        <w:numPr>
+          <w:ilvl w:val="0"/>
+          <w:numId w:val="3"/>
+        </w:numPr>
+        <w:ind w:leftChars="0" w:firstLine="420" w:firstLineChars="0"/>
+        <w:rPr>
+          <w:rFonts w:hint="default" w:asciiTheme="minorEastAsia" w:hAnsiTheme="minorEastAsia" w:cstheme="minorEastAsia"/>
+          <w:b/>
+          <w:bCs/>
+          <w:sz w:val="24"/>
+          <w:szCs w:val="24"/>
+          <w:lang w:val="en-US" w:eastAsia="zh-CN"/>
+        </w:rPr>
+      </w:pPr>
+      <w:r>
+        <w:rPr>
+          <w:rFonts w:hint="eastAsia" w:asciiTheme="minorEastAsia" w:hAnsiTheme="minorEastAsia" w:cstheme="minorEastAsia"/>
+          <w:b/>
+          <w:bCs/>
+          <w:sz w:val="24"/>
+          <w:szCs w:val="24"/>
+          <w:lang w:val="en-US" w:eastAsia="zh-CN"/>
+        </w:rPr>
+        <w:t>回绕机制：</w:t>
+      </w:r>
+      <w:r>
+        <w:rPr>
+          <w:rFonts w:hint="eastAsia" w:asciiTheme="minorEastAsia" w:hAnsiTheme="minorEastAsia" w:cstheme="minorEastAsia"/>
+          <w:b w:val="0"/>
+          <w:bCs w:val="0"/>
+          <w:sz w:val="24"/>
+          <w:szCs w:val="24"/>
+          <w:lang w:val="en-US" w:eastAsia="zh-CN"/>
+        </w:rPr>
+        <w:t>一开始头尾指针是都指向数组头地址的，要是存满了我们就是当尾指针比头地址多走了BUFFER_SIZE这么远。也就是当tail &gt;= buffer + BUFFER_SIZE时就零tail回到buffer（数组首地址）；读数据也是一样的道理；</w:t>
+      </w:r>
+    </w:p>
+    <w:p>
+      <w:pPr>
+        <w:numPr>
+          <w:ilvl w:val="0"/>
+          <w:numId w:val="3"/>
+        </w:numPr>
+        <w:ind w:leftChars="0" w:firstLine="420" w:firstLineChars="0"/>
+        <w:rPr>
+          <w:rFonts w:hint="default" w:asciiTheme="minorEastAsia" w:hAnsiTheme="minorEastAsia" w:cstheme="minorEastAsia"/>
+          <w:b/>
+          <w:bCs/>
+          <w:sz w:val="24"/>
+          <w:szCs w:val="24"/>
+          <w:lang w:val="en-US" w:eastAsia="zh-CN"/>
+        </w:rPr>
+      </w:pPr>
+      <w:r>
+        <w:rPr>
+          <w:rFonts w:hint="eastAsia" w:asciiTheme="minorEastAsia" w:hAnsiTheme="minorEastAsia" w:cstheme="minorEastAsia"/>
+          <w:b/>
+          <w:bCs/>
+          <w:sz w:val="24"/>
+          <w:szCs w:val="24"/>
+          <w:lang w:val="en-US" w:eastAsia="zh-CN"/>
+        </w:rPr>
+        <w:t>存放机制：</w:t>
+      </w:r>
+      <w:r>
+        <w:rPr>
+          <w:rFonts w:hint="eastAsia" w:asciiTheme="minorEastAsia" w:hAnsiTheme="minorEastAsia" w:cstheme="minorEastAsia"/>
+          <w:b w:val="0"/>
+          <w:bCs w:val="0"/>
+          <w:sz w:val="24"/>
+          <w:szCs w:val="24"/>
+          <w:lang w:val="en-US" w:eastAsia="zh-CN"/>
+        </w:rPr>
+        <w:t>当读一个数据先判断是不是空，再把数据从头部指针所指的对象地址的值取出，然后count--；写一个数据时，先看是否为满，再把数据放入尾部指针所指的地址，然后count++；</w:t>
+      </w:r>
+    </w:p>
+    <w:p>
+      <w:pPr>
+        <w:numPr>
+          <w:ilvl w:val="0"/>
+          <w:numId w:val="0"/>
+        </w:numPr>
+        <w:ind w:leftChars="0" w:firstLine="420" w:firstLineChars="0"/>
+        <w:rPr>
+          <w:rFonts w:hint="eastAsia" w:asciiTheme="minorEastAsia" w:hAnsiTheme="minorEastAsia" w:cstheme="minorEastAsia"/>
+          <w:b w:val="0"/>
+          <w:bCs w:val="0"/>
+          <w:sz w:val="24"/>
+          <w:szCs w:val="24"/>
+          <w:lang w:val="en-US" w:eastAsia="zh-CN"/>
+        </w:rPr>
+      </w:pPr>
+      <w:r>
+        <w:rPr>
+          <w:rFonts w:hint="eastAsia" w:asciiTheme="minorEastAsia" w:hAnsiTheme="minorEastAsia" w:cstheme="minorEastAsia"/>
+          <w:b w:val="0"/>
+          <w:bCs w:val="0"/>
+          <w:sz w:val="24"/>
+          <w:szCs w:val="24"/>
+          <w:lang w:val="en-US" w:eastAsia="zh-CN"/>
+        </w:rPr>
+        <w:t>通过上面操作，可以做到满或空时无法写和读；头指针追上尾指针时正好计为空。而且头尾指针指向范围永远在数组范围内。</w:t>
+      </w:r>
+    </w:p>
+    <w:p>
+      <w:pPr>
+        <w:numPr>
+          <w:ilvl w:val="0"/>
+          <w:numId w:val="0"/>
+        </w:numPr>
+        <w:ind w:leftChars="0" w:firstLine="420" w:firstLineChars="0"/>
+        <w:rPr>
+          <w:rFonts w:hint="eastAsia" w:asciiTheme="minorEastAsia" w:hAnsiTheme="minorEastAsia" w:cstheme="minorEastAsia"/>
+          <w:b/>
+          <w:bCs/>
+          <w:sz w:val="24"/>
+          <w:szCs w:val="24"/>
+          <w:lang w:val="en-US" w:eastAsia="zh-CN"/>
+        </w:rPr>
+      </w:pPr>
+      <w:r>
+        <w:rPr>
+          <w:rFonts w:hint="eastAsia" w:asciiTheme="minorEastAsia" w:hAnsiTheme="minorEastAsia" w:cstheme="minorEastAsia"/>
+          <w:b/>
+          <w:bCs/>
+          <w:sz w:val="24"/>
+          <w:szCs w:val="24"/>
+          <w:lang w:val="en-US" w:eastAsia="zh-CN"/>
+        </w:rPr>
+        <w:t>进阶：修改为动态分配内存：</w:t>
+      </w:r>
+    </w:p>
+    <w:p>
+      <w:pPr>
+        <w:numPr>
+          <w:ilvl w:val="0"/>
+          <w:numId w:val="0"/>
+        </w:numPr>
+        <w:ind w:leftChars="0" w:firstLine="420" w:firstLineChars="0"/>
+        <w:rPr>
+          <w:rFonts w:hint="eastAsia" w:asciiTheme="minorEastAsia" w:hAnsiTheme="minorEastAsia" w:cstheme="minorEastAsia"/>
+          <w:b w:val="0"/>
+          <w:bCs w:val="0"/>
+          <w:sz w:val="24"/>
+          <w:szCs w:val="24"/>
+          <w:lang w:val="en-US" w:eastAsia="zh-CN"/>
+        </w:rPr>
+      </w:pPr>
+      <w:r>
+        <w:rPr>
+          <w:rFonts w:hint="eastAsia" w:asciiTheme="minorEastAsia" w:hAnsiTheme="minorEastAsia" w:cstheme="minorEastAsia"/>
+          <w:b/>
+          <w:bCs/>
+          <w:sz w:val="24"/>
+          <w:szCs w:val="24"/>
+          <w:lang w:val="en-US" w:eastAsia="zh-CN"/>
+        </w:rPr>
+        <w:t>风险：</w:t>
+      </w:r>
+      <w:r>
+        <w:rPr>
+          <w:rFonts w:hint="eastAsia" w:asciiTheme="minorEastAsia" w:hAnsiTheme="minorEastAsia" w:cstheme="minorEastAsia"/>
+          <w:b w:val="0"/>
+          <w:bCs w:val="0"/>
+          <w:sz w:val="24"/>
+          <w:szCs w:val="24"/>
+          <w:lang w:val="en-US" w:eastAsia="zh-CN"/>
+        </w:rPr>
+        <w:t>有些时候缓冲区的大小不能固定死，比如你不知道存进来的数据量会是多少的时候，这个时候就需要动态分配了。动态分配会伴随着堆空间破碎和忘记释放带来的内存用完两种风险。</w:t>
+      </w:r>
+    </w:p>
+    <w:p>
+      <w:pPr>
+        <w:numPr>
+          <w:ilvl w:val="0"/>
+          <w:numId w:val="0"/>
+        </w:numPr>
+        <w:ind w:leftChars="0" w:firstLine="420" w:firstLineChars="0"/>
+        <w:rPr>
+          <w:rFonts w:hint="eastAsia" w:asciiTheme="minorEastAsia" w:hAnsiTheme="minorEastAsia" w:cstheme="minorEastAsia"/>
+          <w:b w:val="0"/>
+          <w:bCs w:val="0"/>
+          <w:sz w:val="24"/>
+          <w:szCs w:val="24"/>
+          <w:lang w:val="en-US" w:eastAsia="zh-CN"/>
+        </w:rPr>
+      </w:pPr>
+      <w:r>
+        <w:rPr>
+          <w:rFonts w:hint="eastAsia" w:asciiTheme="minorEastAsia" w:hAnsiTheme="minorEastAsia" w:cstheme="minorEastAsia"/>
+          <w:b/>
+          <w:bCs/>
+          <w:sz w:val="24"/>
+          <w:szCs w:val="24"/>
+          <w:lang w:val="en-US" w:eastAsia="zh-CN"/>
+        </w:rPr>
+        <w:t>解决：</w:t>
+      </w:r>
+      <w:r>
+        <w:rPr>
+          <w:rFonts w:hint="eastAsia" w:asciiTheme="minorEastAsia" w:hAnsiTheme="minorEastAsia" w:cstheme="minorEastAsia"/>
+          <w:b w:val="0"/>
+          <w:bCs w:val="0"/>
+          <w:sz w:val="24"/>
+          <w:szCs w:val="24"/>
+          <w:lang w:val="en-US" w:eastAsia="zh-CN"/>
+        </w:rPr>
+        <w:t>在python或者java中会有相应的回收程序将那些破碎的空间堆积起来成为连续的空间；</w:t>
+      </w:r>
+    </w:p>
+    <w:p>
+      <w:pPr>
+        <w:numPr>
+          <w:ilvl w:val="0"/>
+          <w:numId w:val="0"/>
+        </w:numPr>
+        <w:ind w:leftChars="0" w:firstLine="420" w:firstLineChars="0"/>
+        <w:rPr>
+          <w:rFonts w:hint="eastAsia" w:asciiTheme="minorEastAsia" w:hAnsiTheme="minorEastAsia" w:cstheme="minorEastAsia"/>
+          <w:b w:val="0"/>
+          <w:bCs w:val="0"/>
+          <w:sz w:val="24"/>
+          <w:szCs w:val="24"/>
+          <w:lang w:val="en-US" w:eastAsia="zh-CN"/>
+        </w:rPr>
+      </w:pPr>
+      <w:r>
+        <w:rPr>
+          <w:rFonts w:hint="eastAsia" w:asciiTheme="minorEastAsia" w:hAnsiTheme="minorEastAsia" w:cstheme="minorEastAsia"/>
+          <w:b w:val="0"/>
+          <w:bCs w:val="0"/>
+          <w:sz w:val="24"/>
+          <w:szCs w:val="24"/>
+          <w:lang w:val="en-US" w:eastAsia="zh-CN"/>
+        </w:rPr>
+        <w:t>但是C程序没有这样的功能，所以除非底层系统比如RTOS啥的他们通过开始划分一个大的内存池，然后通过对应的算法，将这个池子分为一个个等大的方块，然后malloc时取出来用，用完释放回去因为都是严丝合缝的所以这不会造成内存碎片。我们自己在使用时要考虑风险和要求的平衡。</w:t>
+      </w:r>
+    </w:p>
+    <w:p>
+      <w:pPr>
+        <w:numPr>
+          <w:ilvl w:val="0"/>
+          <w:numId w:val="0"/>
+        </w:numPr>
+        <w:ind w:leftChars="0" w:firstLine="420" w:firstLineChars="0"/>
+        <w:rPr>
+          <w:rFonts w:hint="default" w:asciiTheme="minorEastAsia" w:hAnsiTheme="minorEastAsia" w:cstheme="minorEastAsia"/>
+          <w:b w:val="0"/>
+          <w:bCs w:val="0"/>
+          <w:sz w:val="24"/>
+          <w:szCs w:val="24"/>
+          <w:lang w:val="en-US" w:eastAsia="zh-CN"/>
+        </w:rPr>
+      </w:pPr>
+      <w:r>
+        <w:rPr>
+          <w:rFonts w:hint="eastAsia" w:asciiTheme="minorEastAsia" w:hAnsiTheme="minorEastAsia" w:cstheme="minorEastAsia"/>
+          <w:b/>
+          <w:bCs/>
+          <w:sz w:val="24"/>
+          <w:szCs w:val="24"/>
+          <w:lang w:val="en-US" w:eastAsia="zh-CN"/>
+        </w:rPr>
+        <w:t>详细说一下FreeRTOS的内存池操作:</w:t>
+      </w:r>
+      <w:r>
+        <w:rPr>
+          <w:rFonts w:hint="eastAsia" w:asciiTheme="minorEastAsia" w:hAnsiTheme="minorEastAsia" w:cstheme="minorEastAsia"/>
+          <w:b w:val="0"/>
+          <w:bCs w:val="0"/>
+          <w:sz w:val="24"/>
+          <w:szCs w:val="24"/>
+          <w:lang w:val="en-US" w:eastAsia="zh-CN"/>
+        </w:rPr>
+        <w:t>首先在程序的一开始就会用malloc申请几个大小不同的连续的内存池；然后利用算法将他们分成相等的块，比如小的内存池分为32字节一块，中等的128字节一块，大内存池256字节一块。之后一般会不让程序员使用malloc而是使用他们自己编写的API来取内存，每次取一块不能多也不能少，这样当你释放了下次别的地方要申请就永远都是申请这一块这么大，不会造成一块32一块128两块64然后当那个128的被分走后你又想用128虽然内存够但是你却只能最大申请到64的。这种空间碎片就避免了，换来的就是比如我只需要2字节内存但是我申请的却是32字节这种少量的浪费。</w:t>
+      </w:r>
+    </w:p>
+    <w:p>
+      <w:pPr>
+        <w:numPr>
+          <w:ilvl w:val="0"/>
+          <w:numId w:val="0"/>
+        </w:numPr>
+        <w:ind w:leftChars="0" w:firstLine="420" w:firstLineChars="0"/>
+        <w:rPr>
+          <w:rFonts w:hint="eastAsia" w:asciiTheme="minorEastAsia" w:hAnsiTheme="minorEastAsia" w:cstheme="minorEastAsia"/>
+          <w:b/>
+          <w:bCs/>
+          <w:sz w:val="24"/>
+          <w:szCs w:val="24"/>
+          <w:lang w:val="en-US" w:eastAsia="zh-CN"/>
+        </w:rPr>
+      </w:pPr>
+      <w:r>
+        <w:rPr>
+          <w:rFonts w:hint="eastAsia" w:asciiTheme="minorEastAsia" w:hAnsiTheme="minorEastAsia" w:cstheme="minorEastAsia"/>
+          <w:b/>
+          <w:bCs/>
+          <w:sz w:val="24"/>
+          <w:szCs w:val="24"/>
+          <w:lang w:val="en-US" w:eastAsia="zh-CN"/>
+        </w:rPr>
+        <w:t>接下来介绍一下malloc和free函数：</w:t>
+      </w:r>
+    </w:p>
+    <w:p>
+      <w:pPr>
+        <w:numPr>
+          <w:ilvl w:val="0"/>
+          <w:numId w:val="0"/>
+        </w:numPr>
+        <w:ind w:leftChars="0" w:firstLine="420" w:firstLineChars="0"/>
+        <w:rPr>
+          <w:rFonts w:hint="eastAsia" w:asciiTheme="minorEastAsia" w:hAnsiTheme="minorEastAsia" w:cstheme="minorEastAsia"/>
+          <w:b/>
+          <w:bCs/>
+          <w:sz w:val="24"/>
+          <w:szCs w:val="24"/>
+          <w:lang w:val="en-US" w:eastAsia="zh-CN"/>
+        </w:rPr>
+      </w:pPr>
+      <w:r>
+        <w:rPr>
+          <w:rFonts w:hint="eastAsia" w:asciiTheme="minorEastAsia" w:hAnsiTheme="minorEastAsia" w:cstheme="minorEastAsia"/>
+          <w:b/>
+          <w:bCs/>
+          <w:sz w:val="24"/>
+          <w:szCs w:val="24"/>
+          <w:lang w:val="en-US" w:eastAsia="zh-CN"/>
+        </w:rPr>
+        <w:t>malloc：</w:t>
+      </w:r>
+    </w:p>
+    <w:p>
+      <w:pPr>
+        <w:numPr>
+          <w:ilvl w:val="0"/>
+          <w:numId w:val="0"/>
+        </w:numPr>
+        <w:ind w:leftChars="0" w:firstLine="420" w:firstLineChars="0"/>
+        <w:rPr>
+          <w:rFonts w:hint="default" w:asciiTheme="minorEastAsia" w:hAnsiTheme="minorEastAsia" w:cstheme="minorEastAsia"/>
+          <w:b w:val="0"/>
+          <w:bCs w:val="0"/>
+          <w:sz w:val="24"/>
+          <w:szCs w:val="24"/>
+          <w:lang w:val="en-US" w:eastAsia="zh-CN"/>
+        </w:rPr>
+      </w:pPr>
+      <w:r>
+        <w:rPr>
+          <w:rFonts w:hint="eastAsia" w:asciiTheme="minorEastAsia" w:hAnsiTheme="minorEastAsia" w:cstheme="minorEastAsia"/>
+          <w:b w:val="0"/>
+          <w:bCs w:val="0"/>
+          <w:sz w:val="24"/>
+          <w:szCs w:val="24"/>
+          <w:lang w:val="en-US" w:eastAsia="zh-CN"/>
+        </w:rPr>
+        <w:t>例如：</w:t>
+      </w:r>
+    </w:p>
+    <w:p>
+      <w:pPr>
+        <w:numPr>
+          <w:ilvl w:val="0"/>
+          <w:numId w:val="0"/>
+        </w:numPr>
+        <w:ind w:leftChars="0" w:firstLine="420" w:firstLineChars="0"/>
+        <w:rPr>
+          <w:rFonts w:hint="eastAsia" w:asciiTheme="minorEastAsia" w:hAnsiTheme="minorEastAsia" w:cstheme="minorEastAsia"/>
+          <w:b/>
+          <w:bCs/>
+          <w:sz w:val="24"/>
+          <w:szCs w:val="24"/>
+          <w:lang w:val="en-US" w:eastAsia="zh-CN"/>
+        </w:rPr>
+      </w:pPr>
+      <w:r>
+        <w:rPr>
+          <w:rFonts w:hint="eastAsia" w:asciiTheme="minorEastAsia" w:hAnsiTheme="minorEastAsia" w:cstheme="minorEastAsia"/>
+          <w:b/>
+          <w:bCs/>
+          <w:sz w:val="24"/>
+          <w:szCs w:val="24"/>
+          <w:lang w:val="en-US" w:eastAsia="zh-CN"/>
+        </w:rPr>
+        <w:drawing>
+          <wp:inline distT="0" distB="0" distL="114300" distR="114300">
+            <wp:extent cx="5273675" cy="1862455"/>
+            <wp:effectExtent l="0" t="0" r="9525" b="4445"/>
+            <wp:docPr id="8" name="图片 8" descr="PixPin_2026-05-03_12-35-25"/>
+            <wp:cNvGraphicFramePr>
+              <a:graphicFrameLocks xmlns:a="http://schemas.openxmlformats.org/drawingml/2006/main" noChangeAspect="1"/>
+            </wp:cNvGraphicFramePr>
+            <a:graphic xmlns:a="http://schemas.openxmlformats.org/drawingml/2006/main">
+              <a:graphicData uri="http://schemas.openxmlformats.org/drawingml/2006/picture">
+                <pic:pic xmlns:pic="http://schemas.openxmlformats.org/drawingml/2006/picture">
+                  <pic:nvPicPr>
+                    <pic:cNvPr id="8" name="图片 8" descr="PixPin_2026-05-03_12-35-25"/>
+                    <pic:cNvPicPr>
+                      <a:picLocks noChangeAspect="1"/>
+                    </pic:cNvPicPr>
+                  </pic:nvPicPr>
+                  <pic:blipFill>
+                    <a:blip r:embed="rId11"/>
+                    <a:stretch>
+                      <a:fillRect/>
+                    </a:stretch>
+                  </pic:blipFill>
+                  <pic:spPr>
+                    <a:xfrm>
+                      <a:off x="0" y="0"/>
+                      <a:ext cx="5273675" cy="1862455"/>
+                    </a:xfrm>
+                    <a:prstGeom prst="rect">
+                      <a:avLst/>
+                    </a:prstGeom>
+                  </pic:spPr>
+                </pic:pic>
+              </a:graphicData>
+            </a:graphic>
+          </wp:inline>
+        </w:drawing>
+      </w:r>
+    </w:p>
+    <w:p>
+      <w:pPr>
+        <w:numPr>
+          <w:ilvl w:val="0"/>
+          <w:numId w:val="0"/>
+        </w:numPr>
+        <w:ind w:leftChars="0" w:firstLine="420" w:firstLineChars="0"/>
+        <w:rPr>
+          <w:rFonts w:hint="eastAsia" w:asciiTheme="minorEastAsia" w:hAnsiTheme="minorEastAsia" w:cstheme="minorEastAsia"/>
+          <w:b w:val="0"/>
+          <w:bCs w:val="0"/>
+          <w:sz w:val="24"/>
+          <w:szCs w:val="24"/>
+          <w:lang w:val="en-US" w:eastAsia="zh-CN"/>
+        </w:rPr>
+      </w:pPr>
+      <w:r>
+        <w:rPr>
+          <w:rFonts w:hint="eastAsia" w:asciiTheme="minorEastAsia" w:hAnsiTheme="minorEastAsia" w:cstheme="minorEastAsia"/>
+          <w:b w:val="0"/>
+          <w:bCs w:val="0"/>
+          <w:sz w:val="24"/>
+          <w:szCs w:val="24"/>
+          <w:lang w:val="en-US" w:eastAsia="zh-CN"/>
+        </w:rPr>
+        <w:t>首先是sizeof(uint8_t)这是指以1字节为单位，然后size是我要申请的个数这个时候返回的是（void*）一个没有类型的返回值，我们给它贴上标签（uint8_t*）这里就是表示它是uint8_t的类型；“*”则是取走了这块地址的头地址给了buffer。结构体里的定义是*buffer，buffer存着首地址，之后存数据就会从这个地址开始往里面写数据，然后数据个数最多是size；</w:t>
+      </w:r>
+    </w:p>
+    <w:p>
+      <w:pPr>
+        <w:numPr>
+          <w:ilvl w:val="0"/>
+          <w:numId w:val="0"/>
+        </w:numPr>
+        <w:ind w:leftChars="0" w:firstLine="420" w:firstLineChars="0"/>
+        <w:rPr>
+          <w:rFonts w:hint="eastAsia" w:asciiTheme="minorEastAsia" w:hAnsiTheme="minorEastAsia" w:cstheme="minorEastAsia"/>
+          <w:b w:val="0"/>
+          <w:bCs w:val="0"/>
+          <w:sz w:val="24"/>
+          <w:szCs w:val="24"/>
+          <w:lang w:val="en-US" w:eastAsia="zh-CN"/>
+        </w:rPr>
+      </w:pPr>
+      <w:r>
+        <w:rPr>
+          <w:rFonts w:hint="eastAsia" w:asciiTheme="minorEastAsia" w:hAnsiTheme="minorEastAsia" w:cstheme="minorEastAsia"/>
+          <w:b/>
+          <w:bCs/>
+          <w:sz w:val="24"/>
+          <w:szCs w:val="24"/>
+          <w:lang w:val="en-US" w:eastAsia="zh-CN"/>
+        </w:rPr>
+        <w:t>free</w:t>
+      </w:r>
+      <w:r>
+        <w:rPr>
+          <w:rFonts w:hint="eastAsia" w:asciiTheme="minorEastAsia" w:hAnsiTheme="minorEastAsia" w:cstheme="minorEastAsia"/>
+          <w:b w:val="0"/>
+          <w:bCs w:val="0"/>
+          <w:sz w:val="24"/>
+          <w:szCs w:val="24"/>
+          <w:lang w:val="en-US" w:eastAsia="zh-CN"/>
+        </w:rPr>
+        <w:t>：</w:t>
+      </w:r>
+    </w:p>
+    <w:p>
+      <w:pPr>
+        <w:numPr>
+          <w:ilvl w:val="0"/>
+          <w:numId w:val="0"/>
+        </w:numPr>
+        <w:ind w:leftChars="0" w:firstLine="420" w:firstLineChars="0"/>
+        <w:rPr>
+          <w:rFonts w:hint="default" w:asciiTheme="minorEastAsia" w:hAnsiTheme="minorEastAsia" w:cstheme="minorEastAsia"/>
+          <w:b w:val="0"/>
+          <w:bCs w:val="0"/>
+          <w:sz w:val="24"/>
+          <w:szCs w:val="24"/>
+          <w:lang w:val="en-US" w:eastAsia="zh-CN"/>
+        </w:rPr>
+      </w:pPr>
+      <w:r>
+        <w:rPr>
+          <w:rFonts w:hint="eastAsia" w:asciiTheme="minorEastAsia" w:hAnsiTheme="minorEastAsia" w:cstheme="minorEastAsia"/>
+          <w:b w:val="0"/>
+          <w:bCs w:val="0"/>
+          <w:sz w:val="24"/>
+          <w:szCs w:val="24"/>
+          <w:lang w:val="en-US" w:eastAsia="zh-CN"/>
+        </w:rPr>
+        <w:t>只要free(申请的首地址)就可以了。每次释放之后记得将所有变量清零。比如我这里的</w:t>
+      </w:r>
+      <w:r>
+        <w:rPr>
+          <w:rFonts w:hint="eastAsia" w:asciiTheme="minorEastAsia" w:hAnsiTheme="minorEastAsia" w:cstheme="minorEastAsia"/>
+          <w:b w:val="0"/>
+          <w:bCs w:val="0"/>
+          <w:sz w:val="24"/>
+          <w:szCs w:val="24"/>
+          <w:lang w:val="en-US" w:eastAsia="zh-CN"/>
+        </w:rPr>
+        <w:tab/>
+        <w:t>buffer还有环形缓冲区的指针头指针尾count还有capacity等。</w:t>
+      </w:r>
+    </w:p>
+    <w:p>
+      <w:pPr>
+        <w:numPr>
+          <w:ilvl w:val="0"/>
+          <w:numId w:val="1"/>
+        </w:numPr>
+        <w:ind w:left="0" w:leftChars="0" w:firstLine="0" w:firstLineChars="0"/>
+        <w:rPr>
+          <w:rFonts w:hint="eastAsia" w:asciiTheme="minorEastAsia" w:hAnsiTheme="minorEastAsia" w:cstheme="minorEastAsia"/>
+          <w:b w:val="0"/>
+          <w:bCs w:val="0"/>
+          <w:sz w:val="24"/>
+          <w:szCs w:val="24"/>
+          <w:lang w:val="en-US" w:eastAsia="zh-CN"/>
+        </w:rPr>
+      </w:pPr>
+      <w:r>
+        <w:rPr>
+          <w:rFonts w:hint="eastAsia" w:asciiTheme="minorEastAsia" w:hAnsiTheme="minorEastAsia" w:cstheme="minorEastAsia"/>
+          <w:b/>
+          <w:bCs/>
+          <w:sz w:val="24"/>
+          <w:szCs w:val="24"/>
+          <w:lang w:val="en-US" w:eastAsia="zh-CN"/>
+        </w:rPr>
+        <w:t>面向对象的编程思想：</w:t>
+      </w:r>
+    </w:p>
+    <w:p>
+      <w:pPr>
+        <w:numPr>
+          <w:ilvl w:val="0"/>
+          <w:numId w:val="0"/>
+        </w:numPr>
+        <w:ind w:leftChars="0"/>
+        <w:rPr>
+          <w:rFonts w:hint="eastAsia" w:asciiTheme="minorEastAsia" w:hAnsiTheme="minorEastAsia" w:cstheme="minorEastAsia"/>
+          <w:b w:val="0"/>
+          <w:bCs w:val="0"/>
+          <w:sz w:val="24"/>
+          <w:szCs w:val="24"/>
+          <w:lang w:val="en-US" w:eastAsia="zh-CN"/>
+        </w:rPr>
+      </w:pPr>
+      <w:r>
+        <w:rPr>
+          <w:rFonts w:hint="eastAsia" w:asciiTheme="minorEastAsia" w:hAnsiTheme="minorEastAsia" w:cstheme="minorEastAsia"/>
+          <w:b w:val="0"/>
+          <w:bCs w:val="0"/>
+          <w:sz w:val="24"/>
+          <w:szCs w:val="24"/>
+          <w:lang w:val="en-US" w:eastAsia="zh-CN"/>
+        </w:rPr>
+        <w:t>由于写了一个应用环形缓冲区的程序，我将行车记录仪的过程分解成：</w:t>
+      </w:r>
+    </w:p>
+    <w:p>
+      <w:pPr>
+        <w:numPr>
+          <w:ilvl w:val="0"/>
+          <w:numId w:val="4"/>
+        </w:numPr>
+        <w:ind w:leftChars="0"/>
+        <w:rPr>
+          <w:rFonts w:hint="eastAsia" w:asciiTheme="minorEastAsia" w:hAnsiTheme="minorEastAsia" w:cstheme="minorEastAsia"/>
+          <w:b w:val="0"/>
+          <w:bCs w:val="0"/>
+          <w:sz w:val="24"/>
+          <w:szCs w:val="24"/>
+          <w:lang w:val="en-US" w:eastAsia="zh-CN"/>
+        </w:rPr>
+      </w:pPr>
+      <w:r>
+        <w:rPr>
+          <w:rFonts w:hint="eastAsia" w:asciiTheme="minorEastAsia" w:hAnsiTheme="minorEastAsia" w:cstheme="minorEastAsia"/>
+          <w:b w:val="0"/>
+          <w:bCs w:val="0"/>
+          <w:sz w:val="24"/>
+          <w:szCs w:val="24"/>
+          <w:lang w:val="en-US" w:eastAsia="zh-CN"/>
+        </w:rPr>
+        <w:t>周期运行主要demo程序</w:t>
+      </w:r>
+    </w:p>
+    <w:p>
+      <w:pPr>
+        <w:numPr>
+          <w:ilvl w:val="0"/>
+          <w:numId w:val="4"/>
+        </w:numPr>
+        <w:ind w:leftChars="0"/>
+        <w:rPr>
+          <w:rFonts w:hint="default" w:asciiTheme="minorEastAsia" w:hAnsiTheme="minorEastAsia" w:cstheme="minorEastAsia"/>
+          <w:b w:val="0"/>
+          <w:bCs w:val="0"/>
+          <w:sz w:val="24"/>
+          <w:szCs w:val="24"/>
+          <w:lang w:val="en-US" w:eastAsia="zh-CN"/>
+        </w:rPr>
+      </w:pPr>
+      <w:r>
+        <w:rPr>
+          <w:rFonts w:hint="eastAsia" w:asciiTheme="minorEastAsia" w:hAnsiTheme="minorEastAsia" w:cstheme="minorEastAsia"/>
+          <w:b w:val="0"/>
+          <w:bCs w:val="0"/>
+          <w:sz w:val="24"/>
+          <w:szCs w:val="24"/>
+          <w:lang w:val="en-US" w:eastAsia="zh-CN"/>
+        </w:rPr>
+        <w:t>产生报错函数</w:t>
+      </w:r>
+    </w:p>
+    <w:p>
+      <w:pPr>
+        <w:numPr>
+          <w:ilvl w:val="0"/>
+          <w:numId w:val="4"/>
+        </w:numPr>
+        <w:ind w:leftChars="0"/>
+        <w:rPr>
+          <w:rFonts w:hint="default" w:asciiTheme="minorEastAsia" w:hAnsiTheme="minorEastAsia" w:cstheme="minorEastAsia"/>
+          <w:b w:val="0"/>
+          <w:bCs w:val="0"/>
+          <w:sz w:val="24"/>
+          <w:szCs w:val="24"/>
+          <w:lang w:val="en-US" w:eastAsia="zh-CN"/>
+        </w:rPr>
+      </w:pPr>
+      <w:r>
+        <w:rPr>
+          <w:rFonts w:hint="eastAsia" w:asciiTheme="minorEastAsia" w:hAnsiTheme="minorEastAsia" w:cstheme="minorEastAsia"/>
+          <w:b w:val="0"/>
+          <w:bCs w:val="0"/>
+          <w:sz w:val="24"/>
+          <w:szCs w:val="24"/>
+          <w:lang w:val="en-US" w:eastAsia="zh-CN"/>
+        </w:rPr>
+        <w:t>存入环形缓冲区函数</w:t>
+      </w:r>
+    </w:p>
+    <w:p>
+      <w:pPr>
+        <w:numPr>
+          <w:ilvl w:val="0"/>
+          <w:numId w:val="4"/>
+        </w:numPr>
+        <w:ind w:leftChars="0"/>
+        <w:rPr>
+          <w:rFonts w:hint="default" w:asciiTheme="minorEastAsia" w:hAnsiTheme="minorEastAsia" w:cstheme="minorEastAsia"/>
+          <w:b w:val="0"/>
+          <w:bCs w:val="0"/>
+          <w:sz w:val="24"/>
+          <w:szCs w:val="24"/>
+          <w:lang w:val="en-US" w:eastAsia="zh-CN"/>
+        </w:rPr>
+      </w:pPr>
+      <w:r>
+        <w:rPr>
+          <w:rFonts w:hint="eastAsia" w:asciiTheme="minorEastAsia" w:hAnsiTheme="minorEastAsia" w:cstheme="minorEastAsia"/>
+          <w:b w:val="0"/>
+          <w:bCs w:val="0"/>
+          <w:sz w:val="24"/>
+          <w:szCs w:val="24"/>
+          <w:lang w:val="en-US" w:eastAsia="zh-CN"/>
+        </w:rPr>
+        <w:t>读取环形缓冲区函数</w:t>
+      </w:r>
+    </w:p>
+    <w:p>
+      <w:pPr>
+        <w:numPr>
+          <w:ilvl w:val="0"/>
+          <w:numId w:val="0"/>
+        </w:numPr>
+        <w:rPr>
+          <w:rFonts w:hint="eastAsia" w:asciiTheme="minorEastAsia" w:hAnsiTheme="minorEastAsia" w:cstheme="minorEastAsia"/>
+          <w:b w:val="0"/>
+          <w:bCs w:val="0"/>
+          <w:sz w:val="24"/>
+          <w:szCs w:val="24"/>
+          <w:lang w:val="en-US" w:eastAsia="zh-CN"/>
+        </w:rPr>
+      </w:pPr>
+      <w:r>
+        <w:rPr>
+          <w:rFonts w:hint="eastAsia" w:asciiTheme="minorEastAsia" w:hAnsiTheme="minorEastAsia" w:cstheme="minorEastAsia"/>
+          <w:b w:val="0"/>
+          <w:bCs w:val="0"/>
+          <w:sz w:val="24"/>
+          <w:szCs w:val="24"/>
+          <w:lang w:val="en-US" w:eastAsia="zh-CN"/>
+        </w:rPr>
+        <w:t>实际上行车记录仪就是这四个步骤。不是说将这个过程拆分就是面像过程，我们使用结构体时其实就是在创建一个对象，这个结构体里是对象的特性。如果我们不使用结构体，那么这些散装的变量在你要写两个行车记录仪时，你需要将变量复制一遍换个名字这样变量就翻倍了，管理起来特麻烦。而结构体可以直接初始化另一个对象，上面四个函数都是这个结构体对象的行为。</w:t>
+      </w:r>
+    </w:p>
+    <w:p>
+      <w:pPr>
+        <w:numPr>
+          <w:ilvl w:val="0"/>
+          <w:numId w:val="0"/>
+        </w:numPr>
+        <w:rPr>
+          <w:rFonts w:hint="eastAsia" w:asciiTheme="minorEastAsia" w:hAnsiTheme="minorEastAsia" w:cstheme="minorEastAsia"/>
+          <w:b w:val="0"/>
+          <w:bCs w:val="0"/>
+          <w:sz w:val="24"/>
+          <w:szCs w:val="24"/>
+          <w:lang w:val="en-US" w:eastAsia="zh-CN"/>
+        </w:rPr>
+      </w:pPr>
+      <w:r>
+        <w:rPr>
+          <w:rFonts w:hint="eastAsia" w:asciiTheme="minorEastAsia" w:hAnsiTheme="minorEastAsia" w:cstheme="minorEastAsia"/>
+          <w:b w:val="0"/>
+          <w:bCs w:val="0"/>
+          <w:sz w:val="24"/>
+          <w:szCs w:val="24"/>
+          <w:lang w:val="en-US" w:eastAsia="zh-CN"/>
+        </w:rPr>
+        <w:t>这就是面向对象，这个关于对象的编程就是它的属性加它的行为。</w:t>
+      </w:r>
+    </w:p>
+    <w:p>
+      <w:pPr>
+        <w:numPr>
+          <w:ilvl w:val="0"/>
+          <w:numId w:val="0"/>
+        </w:numPr>
+        <w:rPr>
+          <w:rFonts w:hint="default" w:asciiTheme="minorEastAsia" w:hAnsiTheme="minorEastAsia" w:cstheme="minorEastAsia"/>
+          <w:b w:val="0"/>
+          <w:bCs w:val="0"/>
+          <w:sz w:val="24"/>
+          <w:szCs w:val="24"/>
+          <w:lang w:val="en-US" w:eastAsia="zh-CN"/>
+        </w:rPr>
+      </w:pPr>
       <w:bookmarkStart w:id="0" w:name="_GoBack"/>
       <w:bookmarkEnd w:id="0"/>
     </w:p>
@@ -1067,6 +2107,18 @@
 <file path=word/numbering.xml><?xml version="1.0" encoding="utf-8"?>
 <w:numbering xmlns:wpc="http://schemas.microsoft.com/office/word/2010/wordprocessingCanvas" xmlns:mc="http://schemas.openxmlformats.org/markup-compatibility/2006" xmlns:o="urn:schemas-microsoft-com:office:office" xmlns:r="http://schemas.openxmlformats.org/officeDocument/2006/relationships" xmlns:m="http://schemas.openxmlformats.org/officeDocument/2006/math" xmlns:v="urn:schemas-microsoft-com:vml" xmlns:wp14="http://schemas.microsoft.com/office/word/2010/wordprocessingDrawing" xmlns:wp="http://schemas.openxmlformats.org/drawingml/2006/wordprocessingDrawing" xmlns:w10="urn:schemas-microsoft-com:office:word" xmlns:w="http://schemas.openxmlformats.org/wordprocessingml/2006/main" xmlns:w14="http://schemas.microsoft.com/office/word/2010/wordml" xmlns:wpg="http://schemas.microsoft.com/office/word/2010/wordprocessingGroup" xmlns:wpi="http://schemas.microsoft.com/office/word/2010/wordprocessingInk" xmlns:wne="http://schemas.microsoft.com/office/word/2006/wordml" xmlns:wps="http://schemas.microsoft.com/office/word/2010/wordprocessingShape" xmlns:wpsCustomData="http://www.wps.cn/officeDocument/2013/wpsCustomData" mc:Ignorable="w14 wp14">
   <w:abstractNum w:abstractNumId="0">
+    <w:nsid w:val="B588F77E"/>
+    <w:multiLevelType w:val="singleLevel"/>
+    <w:tmpl w:val="B588F77E"/>
+    <w:lvl w:ilvl="0" w:tentative="0">
+      <w:start w:val="1"/>
+      <w:numFmt w:val="decimal"/>
+      <w:suff w:val="nothing"/>
+      <w:lvlText w:val="（%1）"/>
+      <w:lvlJc w:val="left"/>
+    </w:lvl>
+  </w:abstractNum>
+  <w:abstractNum w:abstractNumId="1">
     <w:nsid w:val="F2269E74"/>
     <w:multiLevelType w:val="singleLevel"/>
     <w:tmpl w:val="F2269E74"/>
@@ -1078,7 +2130,19 @@
       <w:lvlJc w:val="left"/>
     </w:lvl>
   </w:abstractNum>
-  <w:abstractNum w:abstractNumId="1">
+  <w:abstractNum w:abstractNumId="2">
+    <w:nsid w:val="56049C7E"/>
+    <w:multiLevelType w:val="singleLevel"/>
+    <w:tmpl w:val="56049C7E"/>
+    <w:lvl w:ilvl="0" w:tentative="0">
+      <w:start w:val="1"/>
+      <w:numFmt w:val="decimal"/>
+      <w:suff w:val="nothing"/>
+      <w:lvlText w:val="（%1）"/>
+      <w:lvlJc w:val="left"/>
+    </w:lvl>
+  </w:abstractNum>
+  <w:abstractNum w:abstractNumId="3">
     <w:nsid w:val="66492233"/>
     <w:multiLevelType w:val="singleLevel"/>
     <w:tmpl w:val="66492233"/>
@@ -1091,10 +2155,16 @@
     </w:lvl>
   </w:abstractNum>
   <w:num w:numId="1">
+    <w:abstractNumId w:val="1"/>
+  </w:num>
+  <w:num w:numId="2">
+    <w:abstractNumId w:val="3"/>
+  </w:num>
+  <w:num w:numId="3">
     <w:abstractNumId w:val="0"/>
   </w:num>
-  <w:num w:numId="2">
-    <w:abstractNumId w:val="1"/>
+  <w:num w:numId="4">
+    <w:abstractNumId w:val="2"/>
   </w:num>
 </w:numbering>
 </file>
@@ -1213,7 +2283,7 @@
     <w:lsdException w:unhideWhenUsed="0" w:uiPriority="0" w:semiHidden="0" w:name="HTML Sample"/>
     <w:lsdException w:unhideWhenUsed="0" w:uiPriority="0" w:semiHidden="0" w:name="HTML Typewriter"/>
     <w:lsdException w:unhideWhenUsed="0" w:uiPriority="0" w:semiHidden="0" w:name="HTML Variable"/>
-    <w:lsdException w:unhideWhenUsed="0" w:uiPriority="0" w:name="Normal Table"/>
+    <w:lsdException w:qFormat="1" w:unhideWhenUsed="0" w:uiPriority="0" w:name="Normal Table"/>
     <w:lsdException w:unhideWhenUsed="0" w:uiPriority="0" w:semiHidden="0" w:name="annotation subject"/>
     <w:lsdException w:unhideWhenUsed="0" w:uiPriority="0" w:semiHidden="0" w:name="Table Simple 1"/>
     <w:lsdException w:unhideWhenUsed="0" w:uiPriority="0" w:semiHidden="0" w:name="Table Simple 2"/>
@@ -1384,6 +2454,7 @@
   <w:style w:type="table" w:default="1" w:styleId="2">
     <w:name w:val="Normal Table"/>
     <w:semiHidden/>
+    <w:qFormat/>
     <w:uiPriority w:val="0"/>
     <w:tblPr>
       <w:tblCellMar>

--- a/C语言相关学习/C语言小技巧.docx
+++ b/C语言相关学习/C语言小技巧.docx
@@ -1851,6 +1851,16 @@
           <w:lang w:val="en-US" w:eastAsia="zh-CN"/>
         </w:rPr>
         <w:tab/>
+      </w:r>
+      <w:r>
+        <w:rPr>
+          <w:rFonts w:hint="eastAsia" w:asciiTheme="minorEastAsia" w:hAnsiTheme="minorEastAsia" w:cstheme="minorEastAsia"/>
+          <w:b w:val="0"/>
+          <w:bCs w:val="0"/>
+          <w:sz w:val="24"/>
+          <w:szCs w:val="24"/>
+          <w:lang w:val="en-US" w:eastAsia="zh-CN"/>
+        </w:rPr>
         <w:t>buffer还有环形缓冲区的指针头指针尾count还有capacity等。</w:t>
       </w:r>
     </w:p>
@@ -2083,14 +2093,742 @@
           <w:numId w:val="0"/>
         </w:numPr>
         <w:rPr>
-          <w:rFonts w:hint="default" w:asciiTheme="minorEastAsia" w:hAnsiTheme="minorEastAsia" w:cstheme="minorEastAsia"/>
-          <w:b w:val="0"/>
-          <w:bCs w:val="0"/>
-          <w:sz w:val="24"/>
-          <w:szCs w:val="24"/>
-          <w:lang w:val="en-US" w:eastAsia="zh-CN"/>
-        </w:rPr>
-      </w:pPr>
+          <w:rFonts w:hint="eastAsia" w:asciiTheme="minorEastAsia" w:hAnsiTheme="minorEastAsia" w:cstheme="minorEastAsia"/>
+          <w:b w:val="0"/>
+          <w:bCs w:val="0"/>
+          <w:sz w:val="24"/>
+          <w:szCs w:val="24"/>
+          <w:lang w:val="en-US" w:eastAsia="zh-CN"/>
+        </w:rPr>
+      </w:pPr>
+    </w:p>
+    <w:p>
+      <w:pPr>
+        <w:numPr>
+          <w:ilvl w:val="0"/>
+          <w:numId w:val="0"/>
+        </w:numPr>
+        <w:rPr>
+          <w:rFonts w:hint="eastAsia" w:asciiTheme="minorEastAsia" w:hAnsiTheme="minorEastAsia" w:cstheme="minorEastAsia"/>
+          <w:b/>
+          <w:bCs/>
+          <w:sz w:val="24"/>
+          <w:szCs w:val="24"/>
+          <w:lang w:val="en-US" w:eastAsia="zh-CN"/>
+        </w:rPr>
+      </w:pPr>
+      <w:r>
+        <w:rPr>
+          <w:rFonts w:hint="eastAsia" w:asciiTheme="minorEastAsia" w:hAnsiTheme="minorEastAsia" w:cstheme="minorEastAsia"/>
+          <w:b/>
+          <w:bCs/>
+          <w:sz w:val="24"/>
+          <w:szCs w:val="24"/>
+          <w:lang w:val="en-US" w:eastAsia="zh-CN"/>
+        </w:rPr>
+        <w:t>两个小错误：</w:t>
+      </w:r>
+    </w:p>
+    <w:p>
+      <w:pPr>
+        <w:numPr>
+          <w:ilvl w:val="0"/>
+          <w:numId w:val="5"/>
+        </w:numPr>
+        <w:rPr>
+          <w:rFonts w:hint="eastAsia" w:asciiTheme="minorEastAsia" w:hAnsiTheme="minorEastAsia" w:cstheme="minorEastAsia"/>
+          <w:b w:val="0"/>
+          <w:bCs w:val="0"/>
+          <w:sz w:val="24"/>
+          <w:szCs w:val="24"/>
+          <w:lang w:val="en-US" w:eastAsia="zh-CN"/>
+        </w:rPr>
+      </w:pPr>
+    </w:p>
+    <w:p>
+      <w:pPr>
+        <w:numPr>
+          <w:ilvl w:val="0"/>
+          <w:numId w:val="0"/>
+        </w:numPr>
+        <w:rPr>
+          <w:rFonts w:hint="eastAsia" w:asciiTheme="minorEastAsia" w:hAnsiTheme="minorEastAsia" w:cstheme="minorEastAsia"/>
+          <w:b w:val="0"/>
+          <w:bCs w:val="0"/>
+          <w:sz w:val="24"/>
+          <w:szCs w:val="24"/>
+          <w:lang w:val="en-US" w:eastAsia="zh-CN"/>
+        </w:rPr>
+      </w:pPr>
+      <w:r>
+        <w:rPr>
+          <w:rFonts w:hint="eastAsia" w:asciiTheme="minorEastAsia" w:hAnsiTheme="minorEastAsia" w:cstheme="minorEastAsia"/>
+          <w:b w:val="0"/>
+          <w:bCs w:val="0"/>
+          <w:sz w:val="24"/>
+          <w:szCs w:val="24"/>
+          <w:lang w:val="en-US" w:eastAsia="zh-CN"/>
+        </w:rPr>
+        <w:drawing>
+          <wp:inline distT="0" distB="0" distL="114300" distR="114300">
+            <wp:extent cx="5270500" cy="384810"/>
+            <wp:effectExtent l="0" t="0" r="0" b="8890"/>
+            <wp:docPr id="10" name="图片 10" descr="PixPin_2026-05-03_23-07-38"/>
+            <wp:cNvGraphicFramePr>
+              <a:graphicFrameLocks xmlns:a="http://schemas.openxmlformats.org/drawingml/2006/main" noChangeAspect="1"/>
+            </wp:cNvGraphicFramePr>
+            <a:graphic xmlns:a="http://schemas.openxmlformats.org/drawingml/2006/main">
+              <a:graphicData uri="http://schemas.openxmlformats.org/drawingml/2006/picture">
+                <pic:pic xmlns:pic="http://schemas.openxmlformats.org/drawingml/2006/picture">
+                  <pic:nvPicPr>
+                    <pic:cNvPr id="10" name="图片 10" descr="PixPin_2026-05-03_23-07-38"/>
+                    <pic:cNvPicPr>
+                      <a:picLocks noChangeAspect="1"/>
+                    </pic:cNvPicPr>
+                  </pic:nvPicPr>
+                  <pic:blipFill>
+                    <a:blip r:embed="rId12"/>
+                    <a:stretch>
+                      <a:fillRect/>
+                    </a:stretch>
+                  </pic:blipFill>
+                  <pic:spPr>
+                    <a:xfrm>
+                      <a:off x="0" y="0"/>
+                      <a:ext cx="5270500" cy="384810"/>
+                    </a:xfrm>
+                    <a:prstGeom prst="rect">
+                      <a:avLst/>
+                    </a:prstGeom>
+                  </pic:spPr>
+                </pic:pic>
+              </a:graphicData>
+            </a:graphic>
+          </wp:inline>
+        </w:drawing>
+      </w:r>
+    </w:p>
+    <w:p>
+      <w:pPr>
+        <w:numPr>
+          <w:ilvl w:val="0"/>
+          <w:numId w:val="0"/>
+        </w:numPr>
+        <w:ind w:firstLine="420" w:firstLineChars="0"/>
+        <w:rPr>
+          <w:rFonts w:hint="default" w:asciiTheme="minorEastAsia" w:hAnsiTheme="minorEastAsia" w:cstheme="minorEastAsia"/>
+          <w:b w:val="0"/>
+          <w:bCs w:val="0"/>
+          <w:sz w:val="24"/>
+          <w:szCs w:val="24"/>
+          <w:lang w:val="en-US" w:eastAsia="zh-CN"/>
+        </w:rPr>
+      </w:pPr>
+      <w:r>
+        <w:rPr>
+          <w:rFonts w:hint="eastAsia" w:asciiTheme="minorEastAsia" w:hAnsiTheme="minorEastAsia" w:cstheme="minorEastAsia"/>
+          <w:b w:val="0"/>
+          <w:bCs w:val="0"/>
+          <w:sz w:val="24"/>
+          <w:szCs w:val="24"/>
+          <w:lang w:val="en-US" w:eastAsia="zh-CN"/>
+        </w:rPr>
+        <w:t>这个buffer是函数里的指针实参，我的本意是打算计算这个数组的长度，但是这样写计算的是这个指针所指的内存大小，并不是数组的长度。是个容易错的错误哦。</w:t>
+      </w:r>
+    </w:p>
+    <w:p>
+      <w:pPr>
+        <w:numPr>
+          <w:ilvl w:val="0"/>
+          <w:numId w:val="5"/>
+        </w:numPr>
+        <w:rPr>
+          <w:rFonts w:hint="eastAsia" w:asciiTheme="minorEastAsia" w:hAnsiTheme="minorEastAsia" w:cstheme="minorEastAsia"/>
+          <w:b w:val="0"/>
+          <w:bCs w:val="0"/>
+          <w:sz w:val="24"/>
+          <w:szCs w:val="24"/>
+          <w:lang w:val="en-US" w:eastAsia="zh-CN"/>
+        </w:rPr>
+      </w:pPr>
+    </w:p>
+    <w:p>
+      <w:pPr>
+        <w:numPr>
+          <w:ilvl w:val="0"/>
+          <w:numId w:val="0"/>
+        </w:numPr>
+        <w:ind w:firstLine="420" w:firstLineChars="0"/>
+        <w:rPr>
+          <w:rFonts w:hint="default" w:asciiTheme="minorEastAsia" w:hAnsiTheme="minorEastAsia" w:cstheme="minorEastAsia"/>
+          <w:b w:val="0"/>
+          <w:bCs w:val="0"/>
+          <w:sz w:val="24"/>
+          <w:szCs w:val="24"/>
+          <w:lang w:val="en-US" w:eastAsia="zh-CN"/>
+        </w:rPr>
+      </w:pPr>
+      <w:r>
+        <w:rPr>
+          <w:rFonts w:hint="default" w:asciiTheme="minorEastAsia" w:hAnsiTheme="minorEastAsia" w:cstheme="minorEastAsia"/>
+          <w:b w:val="0"/>
+          <w:bCs w:val="0"/>
+          <w:sz w:val="24"/>
+          <w:szCs w:val="24"/>
+          <w:lang w:val="en-US" w:eastAsia="zh-CN"/>
+        </w:rPr>
+        <w:drawing>
+          <wp:inline distT="0" distB="0" distL="114300" distR="114300">
+            <wp:extent cx="2203450" cy="323850"/>
+            <wp:effectExtent l="0" t="0" r="6350" b="6350"/>
+            <wp:docPr id="9" name="图片 9" descr="PixPin_2026-05-03_23-03-34"/>
+            <wp:cNvGraphicFramePr>
+              <a:graphicFrameLocks xmlns:a="http://schemas.openxmlformats.org/drawingml/2006/main" noChangeAspect="1"/>
+            </wp:cNvGraphicFramePr>
+            <a:graphic xmlns:a="http://schemas.openxmlformats.org/drawingml/2006/main">
+              <a:graphicData uri="http://schemas.openxmlformats.org/drawingml/2006/picture">
+                <pic:pic xmlns:pic="http://schemas.openxmlformats.org/drawingml/2006/picture">
+                  <pic:nvPicPr>
+                    <pic:cNvPr id="9" name="图片 9" descr="PixPin_2026-05-03_23-03-34"/>
+                    <pic:cNvPicPr>
+                      <a:picLocks noChangeAspect="1"/>
+                    </pic:cNvPicPr>
+                  </pic:nvPicPr>
+                  <pic:blipFill>
+                    <a:blip r:embed="rId13"/>
+                    <a:stretch>
+                      <a:fillRect/>
+                    </a:stretch>
+                  </pic:blipFill>
+                  <pic:spPr>
+                    <a:xfrm>
+                      <a:off x="0" y="0"/>
+                      <a:ext cx="2203450" cy="323850"/>
+                    </a:xfrm>
+                    <a:prstGeom prst="rect">
+                      <a:avLst/>
+                    </a:prstGeom>
+                  </pic:spPr>
+                </pic:pic>
+              </a:graphicData>
+            </a:graphic>
+          </wp:inline>
+        </w:drawing>
+      </w:r>
+    </w:p>
+    <w:p>
+      <w:pPr>
+        <w:numPr>
+          <w:ilvl w:val="0"/>
+          <w:numId w:val="0"/>
+        </w:numPr>
+        <w:ind w:firstLine="420" w:firstLineChars="0"/>
+        <w:rPr>
+          <w:rFonts w:hint="default" w:asciiTheme="minorEastAsia" w:hAnsiTheme="minorEastAsia" w:cstheme="minorEastAsia"/>
+          <w:b w:val="0"/>
+          <w:bCs w:val="0"/>
+          <w:sz w:val="24"/>
+          <w:szCs w:val="24"/>
+          <w:lang w:val="en-US" w:eastAsia="zh-CN"/>
+        </w:rPr>
+      </w:pPr>
+      <w:r>
+        <w:rPr>
+          <w:rFonts w:hint="eastAsia" w:asciiTheme="minorEastAsia" w:hAnsiTheme="minorEastAsia" w:cstheme="minorEastAsia"/>
+          <w:b w:val="0"/>
+          <w:bCs w:val="0"/>
+          <w:sz w:val="24"/>
+          <w:szCs w:val="24"/>
+          <w:lang w:val="en-US" w:eastAsia="zh-CN"/>
+        </w:rPr>
+        <w:t>因为我在别的文件里计算数组长度，因为错误一不能用实参计算，又因为这个是个常数组，我把它设为外部链接全局变量，外部申明一个然后用sizeof来计算它的长度。然后其他文件里想要引用他就这样了，但是这样有个问题，那就是申明时数组的长度必须给定义了。还不能是变量长度。但是我可能会修改这个常数组，所以不想把长度写死了。</w:t>
+      </w:r>
+    </w:p>
+    <w:p>
+      <w:pPr>
+        <w:numPr>
+          <w:ilvl w:val="0"/>
+          <w:numId w:val="0"/>
+        </w:numPr>
+        <w:ind w:firstLine="420" w:firstLineChars="0"/>
+        <w:rPr>
+          <w:rFonts w:hint="default" w:asciiTheme="minorEastAsia" w:hAnsiTheme="minorEastAsia" w:cstheme="minorEastAsia"/>
+          <w:b w:val="0"/>
+          <w:bCs w:val="0"/>
+          <w:sz w:val="24"/>
+          <w:szCs w:val="24"/>
+          <w:lang w:val="en-US" w:eastAsia="zh-CN"/>
+        </w:rPr>
+      </w:pPr>
+      <w:r>
+        <w:rPr>
+          <w:rFonts w:hint="eastAsia" w:asciiTheme="minorEastAsia" w:hAnsiTheme="minorEastAsia" w:cstheme="minorEastAsia"/>
+          <w:b/>
+          <w:bCs/>
+          <w:sz w:val="24"/>
+          <w:szCs w:val="24"/>
+          <w:lang w:val="en-US" w:eastAsia="zh-CN"/>
+        </w:rPr>
+        <w:t>解决：</w:t>
+      </w:r>
+      <w:r>
+        <w:rPr>
+          <w:rFonts w:hint="eastAsia" w:asciiTheme="minorEastAsia" w:hAnsiTheme="minorEastAsia" w:cstheme="minorEastAsia"/>
+          <w:b w:val="0"/>
+          <w:bCs w:val="0"/>
+          <w:sz w:val="24"/>
+          <w:szCs w:val="24"/>
+          <w:lang w:val="en-US" w:eastAsia="zh-CN"/>
+        </w:rPr>
+        <w:t>不要这个申明了，别的文件需要用就传参数进去，至于数组长度，也传进去。那么数组长度怎么来呢，这个常数组在main.c定义的，所以我们在主函数里计算长度并把长度传给其他文件里的函数就行了！</w:t>
+      </w:r>
+    </w:p>
+    <w:p>
+      <w:pPr>
+        <w:numPr>
+          <w:ilvl w:val="0"/>
+          <w:numId w:val="1"/>
+        </w:numPr>
+        <w:ind w:left="0" w:leftChars="0" w:firstLine="0" w:firstLineChars="0"/>
+        <w:rPr>
+          <w:rFonts w:hint="eastAsia" w:asciiTheme="minorEastAsia" w:hAnsiTheme="minorEastAsia" w:cstheme="minorEastAsia"/>
+          <w:b/>
+          <w:bCs/>
+          <w:sz w:val="24"/>
+          <w:szCs w:val="24"/>
+          <w:lang w:val="en-US" w:eastAsia="zh-CN"/>
+        </w:rPr>
+      </w:pPr>
+      <w:r>
+        <w:rPr>
+          <w:rFonts w:hint="eastAsia" w:asciiTheme="minorEastAsia" w:hAnsiTheme="minorEastAsia" w:cstheme="minorEastAsia"/>
+          <w:b/>
+          <w:bCs/>
+          <w:sz w:val="24"/>
+          <w:szCs w:val="24"/>
+          <w:lang w:val="en-US" w:eastAsia="zh-CN"/>
+        </w:rPr>
+        <w:t>自定义协议解析器学习：</w:t>
+      </w:r>
+    </w:p>
+    <w:p>
+      <w:pPr>
+        <w:numPr>
+          <w:ilvl w:val="0"/>
+          <w:numId w:val="0"/>
+        </w:numPr>
+        <w:ind w:leftChars="0" w:firstLine="420" w:firstLineChars="0"/>
+        <w:rPr>
+          <w:rFonts w:hint="eastAsia" w:asciiTheme="minorEastAsia" w:hAnsiTheme="minorEastAsia" w:cstheme="minorEastAsia"/>
+          <w:b w:val="0"/>
+          <w:bCs w:val="0"/>
+          <w:sz w:val="24"/>
+          <w:szCs w:val="24"/>
+          <w:lang w:val="en-US" w:eastAsia="zh-CN"/>
+        </w:rPr>
+      </w:pPr>
+      <w:r>
+        <w:rPr>
+          <w:rFonts w:hint="eastAsia" w:asciiTheme="minorEastAsia" w:hAnsiTheme="minorEastAsia" w:cstheme="minorEastAsia"/>
+          <w:b/>
+          <w:bCs/>
+          <w:sz w:val="24"/>
+          <w:szCs w:val="24"/>
+          <w:lang w:val="en-US" w:eastAsia="zh-CN"/>
+        </w:rPr>
+        <w:t>意义：</w:t>
+      </w:r>
+      <w:r>
+        <w:rPr>
+          <w:rFonts w:hint="eastAsia" w:asciiTheme="minorEastAsia" w:hAnsiTheme="minorEastAsia" w:cstheme="minorEastAsia"/>
+          <w:b w:val="0"/>
+          <w:bCs w:val="0"/>
+          <w:sz w:val="24"/>
+          <w:szCs w:val="24"/>
+          <w:lang w:val="en-US" w:eastAsia="zh-CN"/>
+        </w:rPr>
+        <w:t>在通信的过程中传输一个包的数据，首先我们在发送端发送出来，我们会在接收端用环形缓冲区将经过信道后的信息接收到。再通过协议解析器从环形缓冲区中慢慢的一个个读取数据判断出哪些才是真正传输的数据然后将需要的数据存储起来便于后续进行操作处理。</w:t>
+      </w:r>
+    </w:p>
+    <w:p>
+      <w:pPr>
+        <w:numPr>
+          <w:ilvl w:val="0"/>
+          <w:numId w:val="0"/>
+        </w:numPr>
+        <w:ind w:leftChars="0" w:firstLine="420" w:firstLineChars="0"/>
+        <w:rPr>
+          <w:rFonts w:hint="eastAsia" w:asciiTheme="minorEastAsia" w:hAnsiTheme="minorEastAsia" w:cstheme="minorEastAsia"/>
+          <w:b w:val="0"/>
+          <w:bCs w:val="0"/>
+          <w:sz w:val="24"/>
+          <w:szCs w:val="24"/>
+          <w:lang w:val="en-US" w:eastAsia="zh-CN"/>
+        </w:rPr>
+      </w:pPr>
+      <w:r>
+        <w:rPr>
+          <w:rFonts w:hint="eastAsia" w:asciiTheme="minorEastAsia" w:hAnsiTheme="minorEastAsia" w:cstheme="minorEastAsia"/>
+          <w:b/>
+          <w:bCs/>
+          <w:sz w:val="24"/>
+          <w:szCs w:val="24"/>
+          <w:lang w:val="en-US" w:eastAsia="zh-CN"/>
+        </w:rPr>
+        <w:t>数据包结构：</w:t>
+      </w:r>
+    </w:p>
+    <w:p>
+      <w:pPr>
+        <w:numPr>
+          <w:ilvl w:val="0"/>
+          <w:numId w:val="0"/>
+        </w:numPr>
+        <w:ind w:leftChars="0" w:firstLine="420" w:firstLineChars="0"/>
+        <w:rPr>
+          <w:rFonts w:hint="default" w:asciiTheme="minorEastAsia" w:hAnsiTheme="minorEastAsia" w:cstheme="minorEastAsia"/>
+          <w:b w:val="0"/>
+          <w:bCs w:val="0"/>
+          <w:sz w:val="24"/>
+          <w:szCs w:val="24"/>
+          <w:lang w:val="en-US" w:eastAsia="zh-CN"/>
+        </w:rPr>
+      </w:pPr>
+      <w:r>
+        <w:rPr>
+          <w:rFonts w:hint="default" w:asciiTheme="minorEastAsia" w:hAnsiTheme="minorEastAsia" w:cstheme="minorEastAsia"/>
+          <w:b w:val="0"/>
+          <w:bCs w:val="0"/>
+          <w:sz w:val="24"/>
+          <w:szCs w:val="24"/>
+          <w:lang w:val="en-US" w:eastAsia="zh-CN"/>
+        </w:rPr>
+        <w:drawing>
+          <wp:inline distT="0" distB="0" distL="114300" distR="114300">
+            <wp:extent cx="4548505" cy="1372235"/>
+            <wp:effectExtent l="0" t="0" r="10795" b="12065"/>
+            <wp:docPr id="11" name="图片 11" descr="PixPin_2026-05-04_12-33-31"/>
+            <wp:cNvGraphicFramePr>
+              <a:graphicFrameLocks xmlns:a="http://schemas.openxmlformats.org/drawingml/2006/main" noChangeAspect="1"/>
+            </wp:cNvGraphicFramePr>
+            <a:graphic xmlns:a="http://schemas.openxmlformats.org/drawingml/2006/main">
+              <a:graphicData uri="http://schemas.openxmlformats.org/drawingml/2006/picture">
+                <pic:pic xmlns:pic="http://schemas.openxmlformats.org/drawingml/2006/picture">
+                  <pic:nvPicPr>
+                    <pic:cNvPr id="11" name="图片 11" descr="PixPin_2026-05-04_12-33-31"/>
+                    <pic:cNvPicPr>
+                      <a:picLocks noChangeAspect="1"/>
+                    </pic:cNvPicPr>
+                  </pic:nvPicPr>
+                  <pic:blipFill>
+                    <a:blip r:embed="rId14"/>
+                    <a:stretch>
+                      <a:fillRect/>
+                    </a:stretch>
+                  </pic:blipFill>
+                  <pic:spPr>
+                    <a:xfrm>
+                      <a:off x="0" y="0"/>
+                      <a:ext cx="4548505" cy="1372235"/>
+                    </a:xfrm>
+                    <a:prstGeom prst="rect">
+                      <a:avLst/>
+                    </a:prstGeom>
+                  </pic:spPr>
+                </pic:pic>
+              </a:graphicData>
+            </a:graphic>
+          </wp:inline>
+        </w:drawing>
+      </w:r>
+    </w:p>
+    <w:p>
+      <w:pPr>
+        <w:numPr>
+          <w:ilvl w:val="0"/>
+          <w:numId w:val="0"/>
+        </w:numPr>
+        <w:rPr>
+          <w:rFonts w:hint="eastAsia" w:asciiTheme="minorEastAsia" w:hAnsiTheme="minorEastAsia" w:cstheme="minorEastAsia"/>
+          <w:b w:val="0"/>
+          <w:bCs w:val="0"/>
+          <w:sz w:val="24"/>
+          <w:szCs w:val="24"/>
+          <w:lang w:val="en-US" w:eastAsia="zh-CN"/>
+        </w:rPr>
+      </w:pPr>
+      <w:r>
+        <w:rPr>
+          <w:rFonts w:hint="eastAsia" w:asciiTheme="minorEastAsia" w:hAnsiTheme="minorEastAsia" w:cstheme="minorEastAsia"/>
+          <w:b/>
+          <w:bCs/>
+          <w:sz w:val="24"/>
+          <w:szCs w:val="24"/>
+          <w:lang w:val="en-US" w:eastAsia="zh-CN"/>
+        </w:rPr>
+        <w:t>分析：</w:t>
+      </w:r>
+      <w:r>
+        <w:rPr>
+          <w:rFonts w:hint="eastAsia" w:asciiTheme="minorEastAsia" w:hAnsiTheme="minorEastAsia" w:cstheme="minorEastAsia"/>
+          <w:b w:val="0"/>
+          <w:bCs w:val="0"/>
+          <w:sz w:val="24"/>
+          <w:szCs w:val="24"/>
+          <w:lang w:val="en-US" w:eastAsia="zh-CN"/>
+        </w:rPr>
+        <w:t>这里肯定是要用到FSM因为我们是被动的读取一个个数据，每个数据都要在根据状态的状态判断一下该怎么处理和解析。和前面的行车记录仪不同，前面是直接主动的完成一系列动作，当错误发生时，就直接将错误信息存进缓冲区，然后SD卡就读取。不会因为不同的状态就对这个最开始传入的信息做不同的处理。</w:t>
+      </w:r>
+    </w:p>
+    <w:p>
+      <w:pPr>
+        <w:numPr>
+          <w:ilvl w:val="0"/>
+          <w:numId w:val="0"/>
+        </w:numPr>
+        <w:rPr>
+          <w:rFonts w:hint="eastAsia" w:asciiTheme="minorEastAsia" w:hAnsiTheme="minorEastAsia" w:cstheme="minorEastAsia"/>
+          <w:b w:val="0"/>
+          <w:bCs w:val="0"/>
+          <w:sz w:val="24"/>
+          <w:szCs w:val="24"/>
+          <w:lang w:val="en-US" w:eastAsia="zh-CN"/>
+        </w:rPr>
+      </w:pPr>
+      <w:r>
+        <w:rPr>
+          <w:rFonts w:hint="eastAsia" w:asciiTheme="minorEastAsia" w:hAnsiTheme="minorEastAsia" w:cstheme="minorEastAsia"/>
+          <w:b/>
+          <w:bCs/>
+          <w:sz w:val="24"/>
+          <w:szCs w:val="24"/>
+          <w:lang w:val="en-US" w:eastAsia="zh-CN"/>
+        </w:rPr>
+        <w:t>结构：</w:t>
+      </w:r>
+      <w:r>
+        <w:rPr>
+          <w:rFonts w:hint="eastAsia" w:asciiTheme="minorEastAsia" w:hAnsiTheme="minorEastAsia" w:cstheme="minorEastAsia"/>
+          <w:b w:val="0"/>
+          <w:bCs w:val="0"/>
+          <w:sz w:val="24"/>
+          <w:szCs w:val="24"/>
+          <w:lang w:val="en-US" w:eastAsia="zh-CN"/>
+        </w:rPr>
+        <w:t>首当其冲的肯定是状态机的不同状态，这里我们可以用枚举将每个状态枚举出来（等包头、读数据长度、读数据（包含指令）、校验和比较、包尾比较）：</w:t>
+      </w:r>
+    </w:p>
+    <w:p>
+      <w:pPr>
+        <w:numPr>
+          <w:ilvl w:val="0"/>
+          <w:numId w:val="0"/>
+        </w:numPr>
+        <w:ind w:firstLine="420" w:firstLineChars="0"/>
+        <w:rPr>
+          <w:rFonts w:hint="default" w:asciiTheme="minorEastAsia" w:hAnsiTheme="minorEastAsia" w:cstheme="minorEastAsia"/>
+          <w:b w:val="0"/>
+          <w:bCs w:val="0"/>
+          <w:sz w:val="24"/>
+          <w:szCs w:val="24"/>
+          <w:lang w:val="en-US" w:eastAsia="zh-CN"/>
+        </w:rPr>
+      </w:pPr>
+      <w:r>
+        <w:rPr>
+          <w:rFonts w:hint="default" w:asciiTheme="minorEastAsia" w:hAnsiTheme="minorEastAsia" w:cstheme="minorEastAsia"/>
+          <w:b w:val="0"/>
+          <w:bCs w:val="0"/>
+          <w:sz w:val="24"/>
+          <w:szCs w:val="24"/>
+          <w:lang w:val="en-US" w:eastAsia="zh-CN"/>
+        </w:rPr>
+        <w:drawing>
+          <wp:inline distT="0" distB="0" distL="114300" distR="114300">
+            <wp:extent cx="2743200" cy="1695450"/>
+            <wp:effectExtent l="0" t="0" r="0" b="6350"/>
+            <wp:docPr id="12" name="图片 12" descr="PixPin_2026-05-04_12-44-15"/>
+            <wp:cNvGraphicFramePr>
+              <a:graphicFrameLocks xmlns:a="http://schemas.openxmlformats.org/drawingml/2006/main" noChangeAspect="1"/>
+            </wp:cNvGraphicFramePr>
+            <a:graphic xmlns:a="http://schemas.openxmlformats.org/drawingml/2006/main">
+              <a:graphicData uri="http://schemas.openxmlformats.org/drawingml/2006/picture">
+                <pic:pic xmlns:pic="http://schemas.openxmlformats.org/drawingml/2006/picture">
+                  <pic:nvPicPr>
+                    <pic:cNvPr id="12" name="图片 12" descr="PixPin_2026-05-04_12-44-15"/>
+                    <pic:cNvPicPr>
+                      <a:picLocks noChangeAspect="1"/>
+                    </pic:cNvPicPr>
+                  </pic:nvPicPr>
+                  <pic:blipFill>
+                    <a:blip r:embed="rId15"/>
+                    <a:stretch>
+                      <a:fillRect/>
+                    </a:stretch>
+                  </pic:blipFill>
+                  <pic:spPr>
+                    <a:xfrm>
+                      <a:off x="0" y="0"/>
+                      <a:ext cx="2743200" cy="1695450"/>
+                    </a:xfrm>
+                    <a:prstGeom prst="rect">
+                      <a:avLst/>
+                    </a:prstGeom>
+                  </pic:spPr>
+                </pic:pic>
+              </a:graphicData>
+            </a:graphic>
+          </wp:inline>
+        </w:drawing>
+      </w:r>
+    </w:p>
+    <w:p>
+      <w:pPr>
+        <w:numPr>
+          <w:ilvl w:val="0"/>
+          <w:numId w:val="0"/>
+        </w:numPr>
+        <w:ind w:firstLine="420" w:firstLineChars="0"/>
+        <w:rPr>
+          <w:rFonts w:hint="eastAsia" w:asciiTheme="minorEastAsia" w:hAnsiTheme="minorEastAsia" w:cstheme="minorEastAsia"/>
+          <w:b w:val="0"/>
+          <w:bCs w:val="0"/>
+          <w:sz w:val="24"/>
+          <w:szCs w:val="24"/>
+          <w:lang w:val="en-US" w:eastAsia="zh-CN"/>
+        </w:rPr>
+      </w:pPr>
+      <w:r>
+        <w:rPr>
+          <w:rFonts w:hint="eastAsia" w:asciiTheme="minorEastAsia" w:hAnsiTheme="minorEastAsia" w:cstheme="minorEastAsia"/>
+          <w:b w:val="0"/>
+          <w:bCs w:val="0"/>
+          <w:sz w:val="24"/>
+          <w:szCs w:val="24"/>
+          <w:lang w:val="en-US" w:eastAsia="zh-CN"/>
+        </w:rPr>
+        <w:t>然后就是在状态机中我们应该要记录的值（状态、数据长度、指令、存储数据数组、数组索引、校验和）：</w:t>
+      </w:r>
+    </w:p>
+    <w:p>
+      <w:pPr>
+        <w:numPr>
+          <w:ilvl w:val="0"/>
+          <w:numId w:val="0"/>
+        </w:numPr>
+        <w:ind w:firstLine="420" w:firstLineChars="0"/>
+        <w:rPr>
+          <w:rFonts w:hint="default" w:asciiTheme="minorEastAsia" w:hAnsiTheme="minorEastAsia" w:cstheme="minorEastAsia"/>
+          <w:b w:val="0"/>
+          <w:bCs w:val="0"/>
+          <w:sz w:val="24"/>
+          <w:szCs w:val="24"/>
+          <w:lang w:val="en-US" w:eastAsia="zh-CN"/>
+        </w:rPr>
+      </w:pPr>
+      <w:r>
+        <w:rPr>
+          <w:rFonts w:hint="default" w:asciiTheme="minorEastAsia" w:hAnsiTheme="minorEastAsia" w:cstheme="minorEastAsia"/>
+          <w:b w:val="0"/>
+          <w:bCs w:val="0"/>
+          <w:sz w:val="24"/>
+          <w:szCs w:val="24"/>
+          <w:lang w:val="en-US" w:eastAsia="zh-CN"/>
+        </w:rPr>
+        <w:drawing>
+          <wp:inline distT="0" distB="0" distL="114300" distR="114300">
+            <wp:extent cx="4660265" cy="2089150"/>
+            <wp:effectExtent l="0" t="0" r="635" b="6350"/>
+            <wp:docPr id="13" name="图片 13" descr="PixPin_2026-05-04_12-46-02"/>
+            <wp:cNvGraphicFramePr>
+              <a:graphicFrameLocks xmlns:a="http://schemas.openxmlformats.org/drawingml/2006/main" noChangeAspect="1"/>
+            </wp:cNvGraphicFramePr>
+            <a:graphic xmlns:a="http://schemas.openxmlformats.org/drawingml/2006/main">
+              <a:graphicData uri="http://schemas.openxmlformats.org/drawingml/2006/picture">
+                <pic:pic xmlns:pic="http://schemas.openxmlformats.org/drawingml/2006/picture">
+                  <pic:nvPicPr>
+                    <pic:cNvPr id="13" name="图片 13" descr="PixPin_2026-05-04_12-46-02"/>
+                    <pic:cNvPicPr>
+                      <a:picLocks noChangeAspect="1"/>
+                    </pic:cNvPicPr>
+                  </pic:nvPicPr>
+                  <pic:blipFill>
+                    <a:blip r:embed="rId16"/>
+                    <a:stretch>
+                      <a:fillRect/>
+                    </a:stretch>
+                  </pic:blipFill>
+                  <pic:spPr>
+                    <a:xfrm>
+                      <a:off x="0" y="0"/>
+                      <a:ext cx="4660265" cy="2089150"/>
+                    </a:xfrm>
+                    <a:prstGeom prst="rect">
+                      <a:avLst/>
+                    </a:prstGeom>
+                  </pic:spPr>
+                </pic:pic>
+              </a:graphicData>
+            </a:graphic>
+          </wp:inline>
+        </w:drawing>
+      </w:r>
+    </w:p>
+    <w:p>
+      <w:pPr>
+        <w:numPr>
+          <w:ilvl w:val="0"/>
+          <w:numId w:val="0"/>
+        </w:numPr>
+        <w:ind w:firstLine="420" w:firstLineChars="0"/>
+        <w:rPr>
+          <w:rFonts w:hint="eastAsia" w:asciiTheme="minorEastAsia" w:hAnsiTheme="minorEastAsia" w:cstheme="minorEastAsia"/>
+          <w:b w:val="0"/>
+          <w:bCs w:val="0"/>
+          <w:sz w:val="24"/>
+          <w:szCs w:val="24"/>
+          <w:lang w:val="en-US" w:eastAsia="zh-CN"/>
+        </w:rPr>
+      </w:pPr>
+      <w:r>
+        <w:rPr>
+          <w:rFonts w:hint="eastAsia" w:asciiTheme="minorEastAsia" w:hAnsiTheme="minorEastAsia" w:cstheme="minorEastAsia"/>
+          <w:b w:val="0"/>
+          <w:bCs w:val="0"/>
+          <w:sz w:val="24"/>
+          <w:szCs w:val="24"/>
+          <w:lang w:val="en-US" w:eastAsia="zh-CN"/>
+        </w:rPr>
+        <w:t>其实结构出来之后后面就很好写了，将每个状态的动作封装为单独的函数，然后整体过程（process）也就是写switch case那个主状态机函数单独一个。初始化函数一个。最后写个读取缓冲区数据的函数和demo函数就可以了。</w:t>
+      </w:r>
+    </w:p>
+    <w:p>
+      <w:pPr>
+        <w:numPr>
+          <w:ilvl w:val="0"/>
+          <w:numId w:val="0"/>
+        </w:numPr>
+        <w:ind w:firstLine="420" w:firstLineChars="0"/>
+        <w:rPr>
+          <w:rFonts w:hint="default" w:asciiTheme="minorEastAsia" w:hAnsiTheme="minorEastAsia" w:cstheme="minorEastAsia"/>
+          <w:b w:val="0"/>
+          <w:bCs w:val="0"/>
+          <w:sz w:val="24"/>
+          <w:szCs w:val="24"/>
+          <w:lang w:val="en-US" w:eastAsia="zh-CN"/>
+        </w:rPr>
+      </w:pPr>
+      <w:r>
+        <w:rPr>
+          <w:rFonts w:hint="eastAsia" w:asciiTheme="minorEastAsia" w:hAnsiTheme="minorEastAsia" w:cstheme="minorEastAsia"/>
+          <w:b w:val="0"/>
+          <w:bCs w:val="0"/>
+          <w:sz w:val="24"/>
+          <w:szCs w:val="24"/>
+          <w:lang w:val="en-US" w:eastAsia="zh-CN"/>
+        </w:rPr>
+        <w:t>唯一的问题是为什么要用普通数组而不用环形缓冲区？其实稍微思考一下就知道，如果你接收的这一包发现校验和不对或者包尾不对，应该重新初始化接下一包。那么你的数组就应该清零重新来了，可环形缓冲区一般是边接边用，你这个数据都不确定对不对，另一边敢用吗？</w:t>
+      </w:r>
       <w:bookmarkStart w:id="0" w:name="_GoBack"/>
       <w:bookmarkEnd w:id="0"/>
     </w:p>
@@ -2119,6 +2857,18 @@
     </w:lvl>
   </w:abstractNum>
   <w:abstractNum w:abstractNumId="1">
+    <w:nsid w:val="EE15C9E3"/>
+    <w:multiLevelType w:val="singleLevel"/>
+    <w:tmpl w:val="EE15C9E3"/>
+    <w:lvl w:ilvl="0" w:tentative="0">
+      <w:start w:val="1"/>
+      <w:numFmt w:val="decimal"/>
+      <w:suff w:val="nothing"/>
+      <w:lvlText w:val="（%1）"/>
+      <w:lvlJc w:val="left"/>
+    </w:lvl>
+  </w:abstractNum>
+  <w:abstractNum w:abstractNumId="2">
     <w:nsid w:val="F2269E74"/>
     <w:multiLevelType w:val="singleLevel"/>
     <w:tmpl w:val="F2269E74"/>
@@ -2130,7 +2880,7 @@
       <w:lvlJc w:val="left"/>
     </w:lvl>
   </w:abstractNum>
-  <w:abstractNum w:abstractNumId="2">
+  <w:abstractNum w:abstractNumId="3">
     <w:nsid w:val="56049C7E"/>
     <w:multiLevelType w:val="singleLevel"/>
     <w:tmpl w:val="56049C7E"/>
@@ -2142,7 +2892,7 @@
       <w:lvlJc w:val="left"/>
     </w:lvl>
   </w:abstractNum>
-  <w:abstractNum w:abstractNumId="3">
+  <w:abstractNum w:abstractNumId="4">
     <w:nsid w:val="66492233"/>
     <w:multiLevelType w:val="singleLevel"/>
     <w:tmpl w:val="66492233"/>
@@ -2155,16 +2905,19 @@
     </w:lvl>
   </w:abstractNum>
   <w:num w:numId="1">
-    <w:abstractNumId w:val="1"/>
+    <w:abstractNumId w:val="2"/>
   </w:num>
   <w:num w:numId="2">
-    <w:abstractNumId w:val="3"/>
+    <w:abstractNumId w:val="4"/>
   </w:num>
   <w:num w:numId="3">
     <w:abstractNumId w:val="0"/>
   </w:num>
   <w:num w:numId="4">
-    <w:abstractNumId w:val="2"/>
+    <w:abstractNumId w:val="3"/>
+  </w:num>
+  <w:num w:numId="5">
+    <w:abstractNumId w:val="1"/>
   </w:num>
 </w:numbering>
 </file>
@@ -2174,7 +2927,7 @@
   <w:docDefaults>
     <w:rPrDefault>
       <w:rPr>
-        <w:rFonts w:asciiTheme="minorHAnsi" w:hAnsiTheme="minorHAnsi" w:eastAsiaTheme="minorEastAsia" w:cstheme="minorBidi"/>
+        <w:rFonts w:ascii="Times New Roman" w:hAnsi="Times New Roman" w:eastAsia="宋体" w:cs="Times New Roman"/>
       </w:rPr>
     </w:rPrDefault>
     <w:pPrDefault/>
